--- a/Module1/Отчёт_Модуль1_Иванюк.docx
+++ b/Module1/Отчёт_Модуль1_Иванюк.docx
@@ -549,16 +549,7 @@
           <w:szCs w:val="28"/>
           <w:lang w:eastAsia="ru-RU"/>
         </w:rPr>
-        <w:t>_import.xlsx</w:t>
-      </w:r>
-      <w:r>
-        <w:rPr>
-          <w:rFonts w:ascii="Times New Roman" w:hAnsi="Times New Roman" w:cs="Times New Roman"/>
-          <w:sz w:val="28"/>
-          <w:szCs w:val="28"/>
-          <w:lang w:eastAsia="ru-RU"/>
-        </w:rPr>
-        <w:t xml:space="preserve"> </w:t>
+        <w:t xml:space="preserve">_import.xlsx </w:t>
       </w:r>
       <w:r>
         <w:rPr>
@@ -818,6 +809,7 @@
           <w:lang w:eastAsia="ru-RU"/>
         </w:rPr>
       </w:pPr>
+      <w:proofErr w:type="spellStart"/>
       <w:r>
         <w:rPr>
           <w:rFonts w:ascii="Times New Roman" w:hAnsi="Times New Roman" w:cs="Times New Roman"/>
@@ -827,6 +819,7 @@
         </w:rPr>
         <w:t>Roles</w:t>
       </w:r>
+      <w:proofErr w:type="spellEnd"/>
       <w:r>
         <w:rPr>
           <w:rFonts w:ascii="Times New Roman" w:hAnsi="Times New Roman" w:cs="Times New Roman"/>
@@ -844,17 +837,7 @@
           <w:szCs w:val="28"/>
           <w:shd w:val="clear" w:color="auto" w:fill="FFFFFF"/>
         </w:rPr>
-        <w:t>Роли пользователей</w:t>
-      </w:r>
-      <w:r>
-        <w:rPr>
-          <w:rFonts w:ascii="Times New Roman" w:hAnsi="Times New Roman" w:cs="Times New Roman"/>
-          <w:color w:val="0F1115"/>
-          <w:sz w:val="28"/>
-          <w:szCs w:val="28"/>
-          <w:shd w:val="clear" w:color="auto" w:fill="FFFFFF"/>
-        </w:rPr>
-        <w:t xml:space="preserve">, </w:t>
+        <w:t xml:space="preserve">Роли пользователей, </w:t>
       </w:r>
       <w:proofErr w:type="spellStart"/>
       <w:r>
@@ -913,27 +896,7 @@
           <w:szCs w:val="28"/>
           <w:shd w:val="clear" w:color="auto" w:fill="FFFFFF"/>
         </w:rPr>
-        <w:t xml:space="preserve"> (</w:t>
-      </w:r>
-      <w:r>
-        <w:rPr>
-          <w:rFonts w:ascii="Times New Roman" w:hAnsi="Times New Roman" w:cs="Times New Roman"/>
-          <w:color w:val="0F1115"/>
-          <w:sz w:val="28"/>
-          <w:szCs w:val="28"/>
-          <w:shd w:val="clear" w:color="auto" w:fill="FFFFFF"/>
-        </w:rPr>
-        <w:t>Пользователи системы</w:t>
-      </w:r>
-      <w:r>
-        <w:rPr>
-          <w:rFonts w:ascii="Times New Roman" w:hAnsi="Times New Roman" w:cs="Times New Roman"/>
-          <w:color w:val="0F1115"/>
-          <w:sz w:val="28"/>
-          <w:szCs w:val="28"/>
-          <w:shd w:val="clear" w:color="auto" w:fill="FFFFFF"/>
-        </w:rPr>
-        <w:t xml:space="preserve">, </w:t>
+        <w:t xml:space="preserve"> (Пользователи системы, </w:t>
       </w:r>
       <w:proofErr w:type="spellStart"/>
       <w:r>
@@ -993,27 +956,7 @@
           <w:szCs w:val="28"/>
           <w:shd w:val="clear" w:color="auto" w:fill="FFFFFF"/>
         </w:rPr>
-        <w:t xml:space="preserve"> (</w:t>
-      </w:r>
-      <w:r>
-        <w:rPr>
-          <w:rFonts w:ascii="Times New Roman" w:hAnsi="Times New Roman" w:cs="Times New Roman"/>
-          <w:color w:val="0F1115"/>
-          <w:sz w:val="28"/>
-          <w:szCs w:val="28"/>
-          <w:shd w:val="clear" w:color="auto" w:fill="FFFFFF"/>
-        </w:rPr>
-        <w:t>Товары</w:t>
-      </w:r>
-      <w:r>
-        <w:rPr>
-          <w:rFonts w:ascii="Times New Roman" w:hAnsi="Times New Roman" w:cs="Times New Roman"/>
-          <w:color w:val="0F1115"/>
-          <w:sz w:val="28"/>
-          <w:szCs w:val="28"/>
-          <w:shd w:val="clear" w:color="auto" w:fill="FFFFFF"/>
-        </w:rPr>
-        <w:t xml:space="preserve">, </w:t>
+        <w:t xml:space="preserve"> (Товары, </w:t>
       </w:r>
       <w:proofErr w:type="spellStart"/>
       <w:r>
@@ -1179,27 +1122,7 @@
           <w:szCs w:val="28"/>
           <w:shd w:val="clear" w:color="auto" w:fill="FFFFFF"/>
         </w:rPr>
-        <w:t xml:space="preserve"> (</w:t>
-      </w:r>
-      <w:r>
-        <w:rPr>
-          <w:rFonts w:ascii="Times New Roman" w:hAnsi="Times New Roman" w:cs="Times New Roman"/>
-          <w:color w:val="0F1115"/>
-          <w:sz w:val="28"/>
-          <w:szCs w:val="28"/>
-          <w:shd w:val="clear" w:color="auto" w:fill="FFFFFF"/>
-        </w:rPr>
-        <w:t>Заказы</w:t>
-      </w:r>
-      <w:r>
-        <w:rPr>
-          <w:rFonts w:ascii="Times New Roman" w:hAnsi="Times New Roman" w:cs="Times New Roman"/>
-          <w:color w:val="0F1115"/>
-          <w:sz w:val="28"/>
-          <w:szCs w:val="28"/>
-          <w:shd w:val="clear" w:color="auto" w:fill="FFFFFF"/>
-        </w:rPr>
-        <w:t xml:space="preserve">, </w:t>
+        <w:t xml:space="preserve"> (Заказы, </w:t>
       </w:r>
       <w:proofErr w:type="spellStart"/>
       <w:r>
@@ -2142,11 +2065,12 @@
       <w:r>
         <w:rPr>
           <w:rFonts w:ascii="Times New Roman" w:hAnsi="Times New Roman" w:cs="Times New Roman"/>
+          <w:noProof/>
           <w:sz w:val="28"/>
           <w:szCs w:val="28"/>
         </w:rPr>
         <w:drawing>
-          <wp:inline distT="0" distB="0" distL="0" distR="0" wp14:anchorId="77EF8B80" wp14:editId="75938D3E">
+          <wp:inline distT="0" distB="0" distL="0" distR="0" wp14:anchorId="17FC1B58" wp14:editId="3DB1C002">
             <wp:extent cx="2198915" cy="2880099"/>
             <wp:effectExtent l="0" t="0" r="0" b="0"/>
             <wp:docPr id="1" name="Рисунок 1"/>
@@ -2308,12 +2232,13 @@
       <w:r>
         <w:rPr>
           <w:rFonts w:ascii="Times New Roman" w:hAnsi="Times New Roman" w:cs="Times New Roman"/>
+          <w:noProof/>
           <w:sz w:val="32"/>
           <w:szCs w:val="32"/>
         </w:rPr>
         <w:lastRenderedPageBreak/>
         <w:drawing>
-          <wp:inline distT="0" distB="0" distL="0" distR="0" wp14:anchorId="143B224C" wp14:editId="6EEB0985">
+          <wp:inline distT="0" distB="0" distL="0" distR="0" wp14:anchorId="671FD9AD" wp14:editId="4BEEB097">
             <wp:extent cx="3733800" cy="1685332"/>
             <wp:effectExtent l="0" t="0" r="0" b="0"/>
             <wp:docPr id="2" name="Рисунок 2"/>
@@ -2468,11 +2393,12 @@
       <w:r>
         <w:rPr>
           <w:rFonts w:ascii="Times New Roman" w:hAnsi="Times New Roman" w:cs="Times New Roman"/>
+          <w:noProof/>
           <w:sz w:val="32"/>
           <w:szCs w:val="32"/>
         </w:rPr>
         <w:drawing>
-          <wp:inline distT="0" distB="0" distL="0" distR="0" wp14:anchorId="0909A750" wp14:editId="2E8F13B1">
+          <wp:inline distT="0" distB="0" distL="0" distR="0" wp14:anchorId="1EF97C88" wp14:editId="642B218E">
             <wp:extent cx="5940425" cy="2314575"/>
             <wp:effectExtent l="0" t="0" r="3175" b="9525"/>
             <wp:docPr id="3" name="Рисунок 3"/>
@@ -2627,11 +2553,12 @@
       <w:r>
         <w:rPr>
           <w:rFonts w:ascii="Times New Roman" w:hAnsi="Times New Roman" w:cs="Times New Roman"/>
+          <w:noProof/>
           <w:sz w:val="32"/>
           <w:szCs w:val="32"/>
         </w:rPr>
         <w:drawing>
-          <wp:inline distT="0" distB="0" distL="0" distR="0" wp14:anchorId="44C43B44" wp14:editId="41DF8CAF">
+          <wp:inline distT="0" distB="0" distL="0" distR="0" wp14:anchorId="65B32E9C" wp14:editId="260FF156">
             <wp:extent cx="2917192" cy="3416822"/>
             <wp:effectExtent l="0" t="0" r="0" b="0"/>
             <wp:docPr id="4" name="Рисунок 4"/>
@@ -2776,12 +2703,13 @@
       <w:r>
         <w:rPr>
           <w:rFonts w:ascii="Times New Roman" w:hAnsi="Times New Roman" w:cs="Times New Roman"/>
+          <w:noProof/>
           <w:sz w:val="32"/>
           <w:szCs w:val="32"/>
         </w:rPr>
         <w:lastRenderedPageBreak/>
         <w:drawing>
-          <wp:inline distT="0" distB="0" distL="0" distR="0" wp14:anchorId="4DBFD449" wp14:editId="1D21822A">
+          <wp:inline distT="0" distB="0" distL="0" distR="0" wp14:anchorId="4CAA41D7" wp14:editId="3AACA787">
             <wp:extent cx="5940425" cy="2188210"/>
             <wp:effectExtent l="0" t="0" r="3175" b="2540"/>
             <wp:docPr id="5" name="Рисунок 5"/>
@@ -2936,11 +2864,12 @@
       <w:r>
         <w:rPr>
           <w:rFonts w:ascii="Times New Roman" w:hAnsi="Times New Roman" w:cs="Times New Roman"/>
+          <w:noProof/>
           <w:sz w:val="32"/>
           <w:szCs w:val="32"/>
         </w:rPr>
         <w:drawing>
-          <wp:inline distT="0" distB="0" distL="0" distR="0" wp14:anchorId="5FF264B1" wp14:editId="5458755A">
+          <wp:inline distT="0" distB="0" distL="0" distR="0" wp14:anchorId="0CA3B865" wp14:editId="7FE59FB4">
             <wp:extent cx="4356950" cy="5246914"/>
             <wp:effectExtent l="0" t="0" r="5715" b="0"/>
             <wp:docPr id="6" name="Рисунок 6"/>
@@ -3095,12 +3024,13 @@
       <w:r>
         <w:rPr>
           <w:rFonts w:ascii="Times New Roman" w:hAnsi="Times New Roman" w:cs="Times New Roman"/>
+          <w:noProof/>
           <w:sz w:val="32"/>
           <w:szCs w:val="32"/>
         </w:rPr>
         <w:lastRenderedPageBreak/>
         <w:drawing>
-          <wp:inline distT="0" distB="0" distL="0" distR="0" wp14:anchorId="7B67940E" wp14:editId="7765403E">
+          <wp:inline distT="0" distB="0" distL="0" distR="0" wp14:anchorId="272CB241" wp14:editId="78BF36CF">
             <wp:extent cx="3419952" cy="2248214"/>
             <wp:effectExtent l="0" t="0" r="0" b="0"/>
             <wp:docPr id="7" name="Рисунок 7"/>
@@ -3246,15 +3176,7 @@
           <w:sz w:val="28"/>
           <w:szCs w:val="28"/>
         </w:rPr>
-        <w:t xml:space="preserve">3. </w:t>
-      </w:r>
-      <w:r>
-        <w:rPr>
-          <w:rFonts w:ascii="Times New Roman" w:hAnsi="Times New Roman" w:cs="Times New Roman"/>
-          <w:sz w:val="28"/>
-          <w:szCs w:val="28"/>
-        </w:rPr>
-        <w:t>ER-диаграмма</w:t>
+        <w:t>3. ER-диаграмма</w:t>
       </w:r>
       <w:r>
         <w:rPr>
@@ -3272,11 +3194,12 @@
       <w:r>
         <w:rPr>
           <w:rFonts w:ascii="Times New Roman" w:hAnsi="Times New Roman" w:cs="Times New Roman"/>
+          <w:noProof/>
           <w:sz w:val="28"/>
           <w:szCs w:val="28"/>
         </w:rPr>
         <w:drawing>
-          <wp:inline distT="0" distB="0" distL="0" distR="0" wp14:anchorId="45EBA8CF" wp14:editId="52F8AEA6">
+          <wp:inline distT="0" distB="0" distL="0" distR="0" wp14:anchorId="5AA6A32D" wp14:editId="45CED87A">
             <wp:extent cx="5940425" cy="4745355"/>
             <wp:effectExtent l="0" t="0" r="3175" b="0"/>
             <wp:docPr id="8" name="Рисунок 8"/>
@@ -3437,25 +3360,7 @@
           <w:sz w:val="28"/>
           <w:szCs w:val="28"/>
         </w:rPr>
-        <w:t xml:space="preserve">1. </w:t>
-      </w:r>
-      <w:bookmarkStart w:id="0" w:name="_GoBack"/>
-      <w:r>
-        <w:rPr>
-          <w:rFonts w:ascii="Times New Roman" w:hAnsi="Times New Roman" w:cs="Times New Roman"/>
-          <w:sz w:val="28"/>
-          <w:szCs w:val="28"/>
-        </w:rPr>
-        <w:t>Отчёт_Модуль1_Иванюк</w:t>
-      </w:r>
-      <w:bookmarkEnd w:id="0"/>
-      <w:r>
-        <w:rPr>
-          <w:rFonts w:ascii="Times New Roman" w:hAnsi="Times New Roman" w:cs="Times New Roman"/>
-          <w:sz w:val="28"/>
-          <w:szCs w:val="28"/>
-        </w:rPr>
-        <w:t>.</w:t>
+        <w:t>1. Отчёт_Модуль1_Иванюк.</w:t>
       </w:r>
       <w:r>
         <w:rPr>
@@ -3471,23 +3376,7 @@
           <w:sz w:val="28"/>
           <w:szCs w:val="28"/>
         </w:rPr>
-        <w:t xml:space="preserve"> (</w:t>
-      </w:r>
-      <w:r>
-        <w:rPr>
-          <w:rFonts w:ascii="Times New Roman" w:hAnsi="Times New Roman" w:cs="Times New Roman"/>
-          <w:sz w:val="28"/>
-          <w:szCs w:val="28"/>
-        </w:rPr>
-        <w:t>Текстовый отчёт</w:t>
-      </w:r>
-      <w:r>
-        <w:rPr>
-          <w:rFonts w:ascii="Times New Roman" w:hAnsi="Times New Roman" w:cs="Times New Roman"/>
-          <w:sz w:val="28"/>
-          <w:szCs w:val="28"/>
-        </w:rPr>
-        <w:t>)</w:t>
+        <w:t xml:space="preserve"> (Текстовый отчёт)</w:t>
       </w:r>
     </w:p>
     <w:p>
@@ -3560,6 +3449,34 @@
           <w:sz w:val="28"/>
           <w:szCs w:val="28"/>
         </w:rPr>
+        <w:t xml:space="preserve"> (SQL-скрипт создания БД и импорта данных)</w:t>
+      </w:r>
+    </w:p>
+    <w:p>
+      <w:pPr>
+        <w:rPr>
+          <w:rFonts w:ascii="Times New Roman" w:hAnsi="Times New Roman" w:cs="Times New Roman"/>
+          <w:sz w:val="28"/>
+          <w:szCs w:val="28"/>
+          <w:lang w:val="en-US"/>
+        </w:rPr>
+      </w:pPr>
+      <w:r>
+        <w:rPr>
+          <w:rFonts w:ascii="Times New Roman" w:hAnsi="Times New Roman" w:cs="Times New Roman"/>
+          <w:sz w:val="28"/>
+          <w:szCs w:val="28"/>
+          <w:lang w:val="en-US"/>
+        </w:rPr>
+        <w:t>3. ER_diagram.pdf</w:t>
+      </w:r>
+      <w:r>
+        <w:rPr>
+          <w:rFonts w:ascii="Times New Roman" w:hAnsi="Times New Roman" w:cs="Times New Roman"/>
+          <w:sz w:val="28"/>
+          <w:szCs w:val="28"/>
+          <w:lang w:val="en-US"/>
+        </w:rPr>
         <w:t xml:space="preserve"> (</w:t>
       </w:r>
       <w:r>
@@ -3567,14 +3484,24 @@
           <w:rFonts w:ascii="Times New Roman" w:hAnsi="Times New Roman" w:cs="Times New Roman"/>
           <w:sz w:val="28"/>
           <w:szCs w:val="28"/>
-        </w:rPr>
-        <w:t>SQL-скрипт создания БД и импорта данных</w:t>
-      </w:r>
-      <w:r>
-        <w:rPr>
-          <w:rFonts w:ascii="Times New Roman" w:hAnsi="Times New Roman" w:cs="Times New Roman"/>
-          <w:sz w:val="28"/>
-          <w:szCs w:val="28"/>
+          <w:lang w:val="en-US"/>
+        </w:rPr>
+        <w:t>ER-</w:t>
+      </w:r>
+      <w:r>
+        <w:rPr>
+          <w:rFonts w:ascii="Times New Roman" w:hAnsi="Times New Roman" w:cs="Times New Roman"/>
+          <w:sz w:val="28"/>
+          <w:szCs w:val="28"/>
+        </w:rPr>
+        <w:t>диаграмма</w:t>
+      </w:r>
+      <w:r>
+        <w:rPr>
+          <w:rFonts w:ascii="Times New Roman" w:hAnsi="Times New Roman" w:cs="Times New Roman"/>
+          <w:sz w:val="28"/>
+          <w:szCs w:val="28"/>
+          <w:lang w:val="en-US"/>
         </w:rPr>
         <w:t>)</w:t>
       </w:r>
@@ -3585,9 +3512,33 @@
           <w:rFonts w:ascii="Times New Roman" w:hAnsi="Times New Roman" w:cs="Times New Roman"/>
           <w:sz w:val="28"/>
           <w:szCs w:val="28"/>
+        </w:rPr>
+      </w:pPr>
+      <w:r>
+        <w:rPr>
+          <w:rFonts w:ascii="Times New Roman" w:hAnsi="Times New Roman" w:cs="Times New Roman"/>
+          <w:sz w:val="28"/>
+          <w:szCs w:val="28"/>
+        </w:rPr>
+        <w:t xml:space="preserve">4. </w:t>
+      </w:r>
+      <w:r>
+        <w:rPr>
+          <w:rFonts w:ascii="Times New Roman" w:hAnsi="Times New Roman" w:cs="Times New Roman"/>
+          <w:sz w:val="28"/>
+          <w:szCs w:val="28"/>
           <w:lang w:val="en-US"/>
         </w:rPr>
-      </w:pPr>
+        <w:t>screenshot</w:t>
+      </w:r>
+      <w:r>
+        <w:rPr>
+          <w:rFonts w:ascii="Times New Roman" w:hAnsi="Times New Roman" w:cs="Times New Roman"/>
+          <w:sz w:val="28"/>
+          <w:szCs w:val="28"/>
+        </w:rPr>
+        <w:t>_</w:t>
+      </w:r>
       <w:r>
         <w:rPr>
           <w:rFonts w:ascii="Times New Roman" w:hAnsi="Times New Roman" w:cs="Times New Roman"/>
@@ -3595,7 +3546,15 @@
           <w:szCs w:val="28"/>
           <w:lang w:val="en-US"/>
         </w:rPr>
-        <w:t xml:space="preserve">3. </w:t>
+        <w:t>import</w:t>
+      </w:r>
+      <w:r>
+        <w:rPr>
+          <w:rFonts w:ascii="Times New Roman" w:hAnsi="Times New Roman" w:cs="Times New Roman"/>
+          <w:sz w:val="28"/>
+          <w:szCs w:val="28"/>
+        </w:rPr>
+        <w:t>_</w:t>
       </w:r>
       <w:r>
         <w:rPr>
@@ -3604,8 +3563,17 @@
           <w:szCs w:val="28"/>
           <w:lang w:val="en-US"/>
         </w:rPr>
-        <w:t>ER_diagram.pdf</w:t>
-      </w:r>
+        <w:t>users</w:t>
+      </w:r>
+      <w:r>
+        <w:rPr>
+          <w:rFonts w:ascii="Times New Roman" w:hAnsi="Times New Roman" w:cs="Times New Roman"/>
+          <w:sz w:val="28"/>
+          <w:szCs w:val="28"/>
+        </w:rPr>
+        <w:t>.</w:t>
+      </w:r>
+      <w:proofErr w:type="spellStart"/>
       <w:r>
         <w:rPr>
           <w:rFonts w:ascii="Times New Roman" w:hAnsi="Times New Roman" w:cs="Times New Roman"/>
@@ -3613,6 +3581,15 @@
           <w:szCs w:val="28"/>
           <w:lang w:val="en-US"/>
         </w:rPr>
+        <w:t>png</w:t>
+      </w:r>
+      <w:proofErr w:type="spellEnd"/>
+      <w:r>
+        <w:rPr>
+          <w:rFonts w:ascii="Times New Roman" w:hAnsi="Times New Roman" w:cs="Times New Roman"/>
+          <w:sz w:val="28"/>
+          <w:szCs w:val="28"/>
+        </w:rPr>
         <w:t xml:space="preserve"> (</w:t>
       </w:r>
       <w:r>
@@ -3620,17 +3597,50 @@
           <w:rFonts w:ascii="Times New Roman" w:hAnsi="Times New Roman" w:cs="Times New Roman"/>
           <w:sz w:val="28"/>
           <w:szCs w:val="28"/>
+        </w:rPr>
+        <w:t>Скриншот импорта данных о пользователях</w:t>
+      </w:r>
+      <w:r>
+        <w:rPr>
+          <w:rFonts w:ascii="Times New Roman" w:hAnsi="Times New Roman" w:cs="Times New Roman"/>
+          <w:sz w:val="28"/>
+          <w:szCs w:val="28"/>
+        </w:rPr>
+        <w:t>)</w:t>
+      </w:r>
+    </w:p>
+    <w:p>
+      <w:pPr>
+        <w:rPr>
+          <w:rFonts w:ascii="Times New Roman" w:hAnsi="Times New Roman" w:cs="Times New Roman"/>
+          <w:sz w:val="28"/>
+          <w:szCs w:val="28"/>
+        </w:rPr>
+      </w:pPr>
+      <w:r>
+        <w:rPr>
+          <w:rFonts w:ascii="Times New Roman" w:hAnsi="Times New Roman" w:cs="Times New Roman"/>
+          <w:sz w:val="28"/>
+          <w:szCs w:val="28"/>
+        </w:rPr>
+        <w:t xml:space="preserve">5. </w:t>
+      </w:r>
+      <w:r>
+        <w:rPr>
+          <w:rFonts w:ascii="Times New Roman" w:hAnsi="Times New Roman" w:cs="Times New Roman"/>
+          <w:sz w:val="28"/>
+          <w:szCs w:val="28"/>
           <w:lang w:val="en-US"/>
         </w:rPr>
-        <w:t>ER-</w:t>
-      </w:r>
-      <w:r>
-        <w:rPr>
-          <w:rFonts w:ascii="Times New Roman" w:hAnsi="Times New Roman" w:cs="Times New Roman"/>
-          <w:sz w:val="28"/>
-          <w:szCs w:val="28"/>
-        </w:rPr>
-        <w:t>диаграмма</w:t>
+        <w:t>screenshot</w:t>
+      </w:r>
+      <w:r>
+        <w:rPr>
+          <w:rFonts w:ascii="Times New Roman" w:hAnsi="Times New Roman" w:cs="Times New Roman"/>
+          <w:sz w:val="28"/>
+          <w:szCs w:val="28"/>
+        </w:rPr>
+        <w:t>_</w:t>
       </w:r>
       <w:r>
         <w:rPr>
@@ -3639,24 +3649,15 @@
           <w:szCs w:val="28"/>
           <w:lang w:val="en-US"/>
         </w:rPr>
-        <w:t>)</w:t>
-      </w:r>
-    </w:p>
-    <w:p>
-      <w:pPr>
-        <w:rPr>
-          <w:rFonts w:ascii="Times New Roman" w:hAnsi="Times New Roman" w:cs="Times New Roman"/>
-          <w:sz w:val="28"/>
-          <w:szCs w:val="28"/>
-        </w:rPr>
-      </w:pPr>
-      <w:r>
-        <w:rPr>
-          <w:rFonts w:ascii="Times New Roman" w:hAnsi="Times New Roman" w:cs="Times New Roman"/>
-          <w:sz w:val="28"/>
-          <w:szCs w:val="28"/>
-        </w:rPr>
-        <w:t xml:space="preserve">4. </w:t>
+        <w:t>import</w:t>
+      </w:r>
+      <w:r>
+        <w:rPr>
+          <w:rFonts w:ascii="Times New Roman" w:hAnsi="Times New Roman" w:cs="Times New Roman"/>
+          <w:sz w:val="28"/>
+          <w:szCs w:val="28"/>
+        </w:rPr>
+        <w:t>_</w:t>
       </w:r>
       <w:r>
         <w:rPr>
@@ -3665,16 +3666,17 @@
           <w:szCs w:val="28"/>
           <w:lang w:val="en-US"/>
         </w:rPr>
-        <w:t>screenshot</w:t>
-      </w:r>
-      <w:r>
-        <w:rPr>
-          <w:rFonts w:ascii="Times New Roman" w:hAnsi="Times New Roman" w:cs="Times New Roman"/>
-          <w:sz w:val="28"/>
-          <w:szCs w:val="28"/>
-        </w:rPr>
-        <w:t>_</w:t>
-      </w:r>
+        <w:t>orders</w:t>
+      </w:r>
+      <w:r>
+        <w:rPr>
+          <w:rFonts w:ascii="Times New Roman" w:hAnsi="Times New Roman" w:cs="Times New Roman"/>
+          <w:sz w:val="28"/>
+          <w:szCs w:val="28"/>
+        </w:rPr>
+        <w:t>.</w:t>
+      </w:r>
+      <w:proofErr w:type="spellStart"/>
       <w:r>
         <w:rPr>
           <w:rFonts w:ascii="Times New Roman" w:hAnsi="Times New Roman" w:cs="Times New Roman"/>
@@ -3682,25 +3684,133 @@
           <w:szCs w:val="28"/>
           <w:lang w:val="en-US"/>
         </w:rPr>
-        <w:t>import</w:t>
-      </w:r>
-      <w:r>
-        <w:rPr>
-          <w:rFonts w:ascii="Times New Roman" w:hAnsi="Times New Roman" w:cs="Times New Roman"/>
-          <w:sz w:val="28"/>
-          <w:szCs w:val="28"/>
-        </w:rPr>
-        <w:t>_</w:t>
-      </w:r>
-      <w:r>
-        <w:rPr>
-          <w:rFonts w:ascii="Times New Roman" w:hAnsi="Times New Roman" w:cs="Times New Roman"/>
-          <w:sz w:val="28"/>
-          <w:szCs w:val="28"/>
-          <w:lang w:val="en-US"/>
-        </w:rPr>
-        <w:t>users</w:t>
-      </w:r>
+        <w:t>png</w:t>
+      </w:r>
+      <w:proofErr w:type="spellEnd"/>
+      <w:r>
+        <w:rPr>
+          <w:rFonts w:ascii="Times New Roman" w:hAnsi="Times New Roman" w:cs="Times New Roman"/>
+          <w:sz w:val="28"/>
+          <w:szCs w:val="28"/>
+        </w:rPr>
+        <w:t xml:space="preserve"> (Скриншот импорта данных о заказах)</w:t>
+      </w:r>
+    </w:p>
+    <w:p>
+      <w:pPr>
+        <w:rPr>
+          <w:rFonts w:ascii="Times New Roman" w:hAnsi="Times New Roman" w:cs="Times New Roman"/>
+          <w:sz w:val="28"/>
+          <w:szCs w:val="28"/>
+        </w:rPr>
+      </w:pPr>
+    </w:p>
+    <w:p>
+      <w:pPr>
+        <w:rPr>
+          <w:rFonts w:ascii="Times New Roman" w:hAnsi="Times New Roman" w:cs="Times New Roman"/>
+          <w:sz w:val="28"/>
+          <w:szCs w:val="28"/>
+        </w:rPr>
+      </w:pPr>
+      <w:r>
+        <w:rPr>
+          <w:rFonts w:ascii="Times New Roman" w:hAnsi="Times New Roman" w:cs="Times New Roman"/>
+          <w:sz w:val="28"/>
+          <w:szCs w:val="28"/>
+        </w:rPr>
+        <w:t xml:space="preserve">Все файлы загружены в репозиторий в папку </w:t>
+      </w:r>
+      <w:r>
+        <w:rPr>
+          <w:rFonts w:ascii="Times New Roman" w:hAnsi="Times New Roman" w:cs="Times New Roman"/>
+          <w:sz w:val="28"/>
+          <w:szCs w:val="28"/>
+        </w:rPr>
+        <w:t>Module1</w:t>
+      </w:r>
+      <w:r>
+        <w:rPr>
+          <w:rFonts w:ascii="Times New Roman" w:hAnsi="Times New Roman" w:cs="Times New Roman"/>
+          <w:sz w:val="28"/>
+          <w:szCs w:val="28"/>
+        </w:rPr>
+        <w:t xml:space="preserve">: </w:t>
+      </w:r>
+      <w:hyperlink r:id="rId13" w:history="1">
+        <w:r>
+          <w:rPr>
+            <w:rStyle w:val="a7"/>
+            <w:rFonts w:ascii="Times New Roman" w:hAnsi="Times New Roman" w:cs="Times New Roman"/>
+            <w:sz w:val="28"/>
+            <w:szCs w:val="28"/>
+          </w:rPr>
+          <w:t>https://github.com/ivaniukalekss-sketch/demo-exam.git</w:t>
+        </w:r>
+      </w:hyperlink>
+    </w:p>
+    <w:p>
+      <w:pPr>
+        <w:rPr>
+          <w:rFonts w:ascii="Times New Roman" w:hAnsi="Times New Roman" w:cs="Times New Roman"/>
+          <w:sz w:val="28"/>
+          <w:szCs w:val="28"/>
+        </w:rPr>
+      </w:pPr>
+    </w:p>
+    <w:p>
+      <w:pPr>
+        <w:pStyle w:val="a3"/>
+        <w:numPr>
+          <w:ilvl w:val="0"/>
+          <w:numId w:val="11"/>
+        </w:numPr>
+        <w:rPr>
+          <w:rFonts w:ascii="Times New Roman" w:hAnsi="Times New Roman" w:cs="Times New Roman"/>
+          <w:b/>
+          <w:bCs/>
+          <w:sz w:val="36"/>
+          <w:szCs w:val="36"/>
+        </w:rPr>
+      </w:pPr>
+      <w:r>
+        <w:rPr>
+          <w:rFonts w:ascii="Times New Roman" w:hAnsi="Times New Roman" w:cs="Times New Roman"/>
+          <w:b/>
+          <w:bCs/>
+          <w:sz w:val="36"/>
+          <w:szCs w:val="36"/>
+        </w:rPr>
+        <w:t>Вывод</w:t>
+      </w:r>
+    </w:p>
+    <w:p>
+      <w:pPr>
+        <w:ind w:firstLine="709"/>
+        <w:rPr>
+          <w:rFonts w:ascii="Times New Roman" w:hAnsi="Times New Roman" w:cs="Times New Roman"/>
+          <w:sz w:val="28"/>
+          <w:szCs w:val="28"/>
+        </w:rPr>
+      </w:pPr>
+      <w:r>
+        <w:rPr>
+          <w:rFonts w:ascii="Times New Roman" w:hAnsi="Times New Roman" w:cs="Times New Roman"/>
+          <w:sz w:val="28"/>
+          <w:szCs w:val="28"/>
+        </w:rPr>
+        <w:t xml:space="preserve">В ходе выполнения Модуля 1 спроектирована и реализована база данных для интернет-магазина обуви в </w:t>
+      </w:r>
+      <w:proofErr w:type="spellStart"/>
+      <w:r>
+        <w:rPr>
+          <w:rFonts w:ascii="Times New Roman" w:hAnsi="Times New Roman" w:cs="Times New Roman"/>
+          <w:sz w:val="28"/>
+          <w:szCs w:val="28"/>
+        </w:rPr>
+        <w:t>PostgreSQL</w:t>
+      </w:r>
+      <w:proofErr w:type="spellEnd"/>
       <w:r>
         <w:rPr>
           <w:rFonts w:ascii="Times New Roman" w:hAnsi="Times New Roman" w:cs="Times New Roman"/>
@@ -3709,15 +3819,32 @@
         </w:rPr>
         <w:t>.</w:t>
       </w:r>
+    </w:p>
+    <w:p>
+      <w:pPr>
+        <w:ind w:firstLine="709"/>
+        <w:rPr>
+          <w:rFonts w:ascii="Times New Roman" w:hAnsi="Times New Roman" w:cs="Times New Roman"/>
+          <w:sz w:val="28"/>
+          <w:szCs w:val="28"/>
+        </w:rPr>
+      </w:pPr>
+      <w:r>
+        <w:rPr>
+          <w:rFonts w:ascii="Times New Roman" w:hAnsi="Times New Roman" w:cs="Times New Roman"/>
+          <w:sz w:val="28"/>
+          <w:szCs w:val="28"/>
+        </w:rPr>
+        <w:t xml:space="preserve">База данных приведена к третьей нормальной форме: данные не дублируются, каждая таблица описывает одну сущность, все </w:t>
+      </w:r>
       <w:proofErr w:type="spellStart"/>
       <w:r>
         <w:rPr>
           <w:rFonts w:ascii="Times New Roman" w:hAnsi="Times New Roman" w:cs="Times New Roman"/>
           <w:sz w:val="28"/>
           <w:szCs w:val="28"/>
-          <w:lang w:val="en-US"/>
-        </w:rPr>
-        <w:t>png</w:t>
+        </w:rPr>
+        <w:t>неключевые</w:t>
       </w:r>
       <w:proofErr w:type="spellEnd"/>
       <w:r>
@@ -3726,83 +3853,79 @@
           <w:sz w:val="28"/>
           <w:szCs w:val="28"/>
         </w:rPr>
-        <w:t xml:space="preserve"> (</w:t>
-      </w:r>
-      <w:r>
-        <w:rPr>
-          <w:rFonts w:ascii="Times New Roman" w:hAnsi="Times New Roman" w:cs="Times New Roman"/>
-          <w:sz w:val="28"/>
-          <w:szCs w:val="28"/>
-        </w:rPr>
-        <w:t>Скриншот импорта данных о пользователях</w:t>
-      </w:r>
-      <w:r>
-        <w:rPr>
-          <w:rFonts w:ascii="Times New Roman" w:hAnsi="Times New Roman" w:cs="Times New Roman"/>
-          <w:sz w:val="28"/>
-          <w:szCs w:val="28"/>
-        </w:rPr>
-        <w:t>)</w:t>
-      </w:r>
-    </w:p>
-    <w:p>
-      <w:pPr>
-        <w:rPr>
-          <w:rFonts w:ascii="Times New Roman" w:hAnsi="Times New Roman" w:cs="Times New Roman"/>
-          <w:sz w:val="28"/>
-          <w:szCs w:val="28"/>
-        </w:rPr>
-      </w:pPr>
-      <w:r>
-        <w:rPr>
-          <w:rFonts w:ascii="Times New Roman" w:hAnsi="Times New Roman" w:cs="Times New Roman"/>
-          <w:sz w:val="28"/>
-          <w:szCs w:val="28"/>
-        </w:rPr>
-        <w:t xml:space="preserve">5. </w:t>
-      </w:r>
-      <w:r>
-        <w:rPr>
-          <w:rFonts w:ascii="Times New Roman" w:hAnsi="Times New Roman" w:cs="Times New Roman"/>
-          <w:sz w:val="28"/>
-          <w:szCs w:val="28"/>
-          <w:lang w:val="en-US"/>
-        </w:rPr>
-        <w:t>screenshot</w:t>
-      </w:r>
-      <w:r>
-        <w:rPr>
-          <w:rFonts w:ascii="Times New Roman" w:hAnsi="Times New Roman" w:cs="Times New Roman"/>
-          <w:sz w:val="28"/>
-          <w:szCs w:val="28"/>
-        </w:rPr>
-        <w:t>_</w:t>
-      </w:r>
-      <w:r>
-        <w:rPr>
-          <w:rFonts w:ascii="Times New Roman" w:hAnsi="Times New Roman" w:cs="Times New Roman"/>
-          <w:sz w:val="28"/>
-          <w:szCs w:val="28"/>
-          <w:lang w:val="en-US"/>
-        </w:rPr>
-        <w:t>import</w:t>
-      </w:r>
-      <w:r>
-        <w:rPr>
-          <w:rFonts w:ascii="Times New Roman" w:hAnsi="Times New Roman" w:cs="Times New Roman"/>
-          <w:sz w:val="28"/>
-          <w:szCs w:val="28"/>
-        </w:rPr>
-        <w:t>_</w:t>
-      </w:r>
-      <w:r>
-        <w:rPr>
-          <w:rFonts w:ascii="Times New Roman" w:hAnsi="Times New Roman" w:cs="Times New Roman"/>
-          <w:sz w:val="28"/>
-          <w:szCs w:val="28"/>
-          <w:lang w:val="en-US"/>
-        </w:rPr>
-        <w:t>orders</w:t>
+        <w:t xml:space="preserve"> атрибуты зависят только от первичного ключа.</w:t>
+      </w:r>
+    </w:p>
+    <w:p>
+      <w:pPr>
+        <w:ind w:firstLine="709"/>
+        <w:rPr>
+          <w:rFonts w:ascii="Times New Roman" w:hAnsi="Times New Roman" w:cs="Times New Roman"/>
+          <w:sz w:val="28"/>
+          <w:szCs w:val="28"/>
+        </w:rPr>
+      </w:pPr>
+      <w:r>
+        <w:rPr>
+          <w:rFonts w:ascii="Times New Roman" w:hAnsi="Times New Roman" w:cs="Times New Roman"/>
+          <w:sz w:val="28"/>
+          <w:szCs w:val="28"/>
+        </w:rPr>
+        <w:t>Определены первичные и внешние ключи, обеспечена ссылочная целостность (FOREIGN KEY с каскадными ограничениями). Это гарантирует, что при удалении или изменении данных в родительских таблицах связанные данные в дочерних таблицах не будут нарушены.</w:t>
+      </w:r>
+    </w:p>
+    <w:p>
+      <w:pPr>
+        <w:ind w:firstLine="709"/>
+        <w:rPr>
+          <w:rFonts w:ascii="Times New Roman" w:hAnsi="Times New Roman" w:cs="Times New Roman"/>
+          <w:sz w:val="28"/>
+          <w:szCs w:val="28"/>
+        </w:rPr>
+      </w:pPr>
+      <w:r>
+        <w:rPr>
+          <w:rFonts w:ascii="Times New Roman" w:hAnsi="Times New Roman" w:cs="Times New Roman"/>
+          <w:sz w:val="28"/>
+          <w:szCs w:val="28"/>
+        </w:rPr>
+        <w:t>Построена ER-диаграмма, наглядно отображающая структуру базы данных, связи между таблицами, первичные и внешние ключи.</w:t>
+      </w:r>
+    </w:p>
+    <w:p>
+      <w:pPr>
+        <w:ind w:firstLine="709"/>
+        <w:rPr>
+          <w:rFonts w:ascii="Times New Roman" w:hAnsi="Times New Roman" w:cs="Times New Roman"/>
+          <w:sz w:val="28"/>
+          <w:szCs w:val="28"/>
+        </w:rPr>
+      </w:pPr>
+      <w:r>
+        <w:rPr>
+          <w:rFonts w:ascii="Times New Roman" w:hAnsi="Times New Roman" w:cs="Times New Roman"/>
+          <w:sz w:val="28"/>
+          <w:szCs w:val="28"/>
+        </w:rPr>
+        <w:t xml:space="preserve">Выполнен импорт начальных данных из предоставленных </w:t>
+      </w:r>
+      <w:proofErr w:type="spellStart"/>
+      <w:r>
+        <w:rPr>
+          <w:rFonts w:ascii="Times New Roman" w:hAnsi="Times New Roman" w:cs="Times New Roman"/>
+          <w:sz w:val="28"/>
+          <w:szCs w:val="28"/>
+        </w:rPr>
+        <w:t>Excel</w:t>
+      </w:r>
+      <w:proofErr w:type="spellEnd"/>
+      <w:r>
+        <w:rPr>
+          <w:rFonts w:ascii="Times New Roman" w:hAnsi="Times New Roman" w:cs="Times New Roman"/>
+          <w:sz w:val="28"/>
+          <w:szCs w:val="28"/>
+        </w:rPr>
+        <w:t>-файлов</w:t>
       </w:r>
       <w:r>
         <w:rPr>
@@ -3812,77 +3935,26 @@
         </w:rPr>
         <w:t>.</w:t>
       </w:r>
-      <w:proofErr w:type="spellStart"/>
-      <w:r>
-        <w:rPr>
-          <w:rFonts w:ascii="Times New Roman" w:hAnsi="Times New Roman" w:cs="Times New Roman"/>
-          <w:sz w:val="28"/>
-          <w:szCs w:val="28"/>
-          <w:lang w:val="en-US"/>
-        </w:rPr>
-        <w:t>png</w:t>
-      </w:r>
-      <w:proofErr w:type="spellEnd"/>
-      <w:r>
-        <w:rPr>
-          <w:rFonts w:ascii="Times New Roman" w:hAnsi="Times New Roman" w:cs="Times New Roman"/>
-          <w:sz w:val="28"/>
-          <w:szCs w:val="28"/>
-        </w:rPr>
-        <w:t xml:space="preserve"> (Скриншот импорта данных о заказах)</w:t>
-      </w:r>
-    </w:p>
-    <w:p>
-      <w:pPr>
-        <w:rPr>
-          <w:rFonts w:ascii="Times New Roman" w:hAnsi="Times New Roman" w:cs="Times New Roman"/>
-          <w:sz w:val="28"/>
-          <w:szCs w:val="28"/>
-        </w:rPr>
-      </w:pPr>
-    </w:p>
-    <w:p>
-      <w:pPr>
-        <w:rPr>
-          <w:rFonts w:ascii="Times New Roman" w:hAnsi="Times New Roman" w:cs="Times New Roman"/>
-          <w:sz w:val="28"/>
-          <w:szCs w:val="28"/>
-          <w:lang w:val="en-US"/>
-        </w:rPr>
-      </w:pPr>
-      <w:r>
-        <w:rPr>
-          <w:rFonts w:ascii="Times New Roman" w:hAnsi="Times New Roman" w:cs="Times New Roman"/>
-          <w:sz w:val="28"/>
-          <w:szCs w:val="28"/>
-        </w:rPr>
-        <w:t xml:space="preserve">Все файлы загружены в репозиторий в папку </w:t>
-      </w:r>
-      <w:r>
-        <w:rPr>
-          <w:rFonts w:ascii="Times New Roman" w:hAnsi="Times New Roman" w:cs="Times New Roman"/>
-          <w:sz w:val="28"/>
-          <w:szCs w:val="28"/>
-        </w:rPr>
-        <w:t>Module1</w:t>
-      </w:r>
-      <w:r>
-        <w:rPr>
-          <w:rFonts w:ascii="Times New Roman" w:hAnsi="Times New Roman" w:cs="Times New Roman"/>
-          <w:sz w:val="28"/>
-          <w:szCs w:val="28"/>
-        </w:rPr>
-        <w:t xml:space="preserve">: </w:t>
-      </w:r>
-    </w:p>
-    <w:p>
-      <w:pPr>
-        <w:rPr>
-          <w:rFonts w:ascii="Times New Roman" w:hAnsi="Times New Roman" w:cs="Times New Roman"/>
-          <w:sz w:val="28"/>
-          <w:szCs w:val="28"/>
-        </w:rPr>
-      </w:pPr>
+      <w:bookmarkStart w:id="0" w:name="_GoBack"/>
+      <w:bookmarkEnd w:id="0"/>
+    </w:p>
+    <w:p>
+      <w:pPr>
+        <w:ind w:firstLine="709"/>
+        <w:rPr>
+          <w:rFonts w:ascii="Times New Roman" w:hAnsi="Times New Roman" w:cs="Times New Roman"/>
+          <w:sz w:val="28"/>
+          <w:szCs w:val="28"/>
+        </w:rPr>
+      </w:pPr>
+      <w:r>
+        <w:rPr>
+          <w:rFonts w:ascii="Times New Roman" w:hAnsi="Times New Roman" w:cs="Times New Roman"/>
+          <w:sz w:val="28"/>
+          <w:szCs w:val="28"/>
+        </w:rPr>
+        <w:t>Все результаты зафиксированы в скриншотах, SQL-скрипте и ER-диаграмме.</w:t>
+      </w:r>
     </w:p>
     <w:p>
       <w:pPr>
@@ -3995,6 +4067,119 @@
     </w:lvl>
   </w:abstractNum>
   <w:abstractNum w:abstractNumId="1" w15:restartNumberingAfterBreak="0">
+    <w:nsid w:val="06A92B17"/>
+    <w:multiLevelType w:val="hybridMultilevel"/>
+    <w:tmpl w:val="964A28D6"/>
+    <w:lvl w:ilvl="0" w:tplc="04190001">
+      <w:start w:val="1"/>
+      <w:numFmt w:val="bullet"/>
+      <w:lvlText w:val=""/>
+      <w:lvlJc w:val="left"/>
+      <w:pPr>
+        <w:ind w:left="720" w:hanging="360"/>
+      </w:pPr>
+      <w:rPr>
+        <w:rFonts w:ascii="Symbol" w:hAnsi="Symbol" w:hint="default"/>
+      </w:rPr>
+    </w:lvl>
+    <w:lvl w:ilvl="1" w:tplc="04190003" w:tentative="1">
+      <w:start w:val="1"/>
+      <w:numFmt w:val="bullet"/>
+      <w:lvlText w:val="o"/>
+      <w:lvlJc w:val="left"/>
+      <w:pPr>
+        <w:ind w:left="1440" w:hanging="360"/>
+      </w:pPr>
+      <w:rPr>
+        <w:rFonts w:ascii="Courier New" w:hAnsi="Courier New" w:cs="Courier New" w:hint="default"/>
+      </w:rPr>
+    </w:lvl>
+    <w:lvl w:ilvl="2" w:tplc="04190005" w:tentative="1">
+      <w:start w:val="1"/>
+      <w:numFmt w:val="bullet"/>
+      <w:lvlText w:val=""/>
+      <w:lvlJc w:val="left"/>
+      <w:pPr>
+        <w:ind w:left="2160" w:hanging="360"/>
+      </w:pPr>
+      <w:rPr>
+        <w:rFonts w:ascii="Wingdings" w:hAnsi="Wingdings" w:hint="default"/>
+      </w:rPr>
+    </w:lvl>
+    <w:lvl w:ilvl="3" w:tplc="04190001" w:tentative="1">
+      <w:start w:val="1"/>
+      <w:numFmt w:val="bullet"/>
+      <w:lvlText w:val=""/>
+      <w:lvlJc w:val="left"/>
+      <w:pPr>
+        <w:ind w:left="2880" w:hanging="360"/>
+      </w:pPr>
+      <w:rPr>
+        <w:rFonts w:ascii="Symbol" w:hAnsi="Symbol" w:hint="default"/>
+      </w:rPr>
+    </w:lvl>
+    <w:lvl w:ilvl="4" w:tplc="04190003" w:tentative="1">
+      <w:start w:val="1"/>
+      <w:numFmt w:val="bullet"/>
+      <w:lvlText w:val="o"/>
+      <w:lvlJc w:val="left"/>
+      <w:pPr>
+        <w:ind w:left="3600" w:hanging="360"/>
+      </w:pPr>
+      <w:rPr>
+        <w:rFonts w:ascii="Courier New" w:hAnsi="Courier New" w:cs="Courier New" w:hint="default"/>
+      </w:rPr>
+    </w:lvl>
+    <w:lvl w:ilvl="5" w:tplc="04190005" w:tentative="1">
+      <w:start w:val="1"/>
+      <w:numFmt w:val="bullet"/>
+      <w:lvlText w:val=""/>
+      <w:lvlJc w:val="left"/>
+      <w:pPr>
+        <w:ind w:left="4320" w:hanging="360"/>
+      </w:pPr>
+      <w:rPr>
+        <w:rFonts w:ascii="Wingdings" w:hAnsi="Wingdings" w:hint="default"/>
+      </w:rPr>
+    </w:lvl>
+    <w:lvl w:ilvl="6" w:tplc="04190001" w:tentative="1">
+      <w:start w:val="1"/>
+      <w:numFmt w:val="bullet"/>
+      <w:lvlText w:val=""/>
+      <w:lvlJc w:val="left"/>
+      <w:pPr>
+        <w:ind w:left="5040" w:hanging="360"/>
+      </w:pPr>
+      <w:rPr>
+        <w:rFonts w:ascii="Symbol" w:hAnsi="Symbol" w:hint="default"/>
+      </w:rPr>
+    </w:lvl>
+    <w:lvl w:ilvl="7" w:tplc="04190003" w:tentative="1">
+      <w:start w:val="1"/>
+      <w:numFmt w:val="bullet"/>
+      <w:lvlText w:val="o"/>
+      <w:lvlJc w:val="left"/>
+      <w:pPr>
+        <w:ind w:left="5760" w:hanging="360"/>
+      </w:pPr>
+      <w:rPr>
+        <w:rFonts w:ascii="Courier New" w:hAnsi="Courier New" w:cs="Courier New" w:hint="default"/>
+      </w:rPr>
+    </w:lvl>
+    <w:lvl w:ilvl="8" w:tplc="04190005" w:tentative="1">
+      <w:start w:val="1"/>
+      <w:numFmt w:val="bullet"/>
+      <w:lvlText w:val=""/>
+      <w:lvlJc w:val="left"/>
+      <w:pPr>
+        <w:ind w:left="6480" w:hanging="360"/>
+      </w:pPr>
+      <w:rPr>
+        <w:rFonts w:ascii="Wingdings" w:hAnsi="Wingdings" w:hint="default"/>
+      </w:rPr>
+    </w:lvl>
+  </w:abstractNum>
+  <w:abstractNum w:abstractNumId="2" w15:restartNumberingAfterBreak="0">
     <w:nsid w:val="229A395A"/>
     <w:multiLevelType w:val="hybridMultilevel"/>
     <w:tmpl w:val="E12E4078"/>
@@ -4083,7 +4268,7 @@
       </w:pPr>
     </w:lvl>
   </w:abstractNum>
-  <w:abstractNum w:abstractNumId="2" w15:restartNumberingAfterBreak="0">
+  <w:abstractNum w:abstractNumId="3" w15:restartNumberingAfterBreak="0">
     <w:nsid w:val="2E6C1887"/>
     <w:multiLevelType w:val="hybridMultilevel"/>
     <w:tmpl w:val="D206B8C8"/>
@@ -4172,7 +4357,7 @@
       </w:pPr>
     </w:lvl>
   </w:abstractNum>
-  <w:abstractNum w:abstractNumId="3" w15:restartNumberingAfterBreak="0">
+  <w:abstractNum w:abstractNumId="4" w15:restartNumberingAfterBreak="0">
     <w:nsid w:val="3A435D92"/>
     <w:multiLevelType w:val="hybridMultilevel"/>
     <w:tmpl w:val="FA7E767E"/>
@@ -4285,7 +4470,7 @@
       </w:rPr>
     </w:lvl>
   </w:abstractNum>
-  <w:abstractNum w:abstractNumId="4" w15:restartNumberingAfterBreak="0">
+  <w:abstractNum w:abstractNumId="5" w15:restartNumberingAfterBreak="0">
     <w:nsid w:val="3C037FE7"/>
     <w:multiLevelType w:val="hybridMultilevel"/>
     <w:tmpl w:val="783C2E2C"/>
@@ -4398,7 +4583,7 @@
       </w:rPr>
     </w:lvl>
   </w:abstractNum>
-  <w:abstractNum w:abstractNumId="5" w15:restartNumberingAfterBreak="0">
+  <w:abstractNum w:abstractNumId="6" w15:restartNumberingAfterBreak="0">
     <w:nsid w:val="53036AED"/>
     <w:multiLevelType w:val="multilevel"/>
     <w:tmpl w:val="8F8EA232"/>
@@ -4547,7 +4732,7 @@
       </w:rPr>
     </w:lvl>
   </w:abstractNum>
-  <w:abstractNum w:abstractNumId="6" w15:restartNumberingAfterBreak="0">
+  <w:abstractNum w:abstractNumId="7" w15:restartNumberingAfterBreak="0">
     <w:nsid w:val="5D000CA3"/>
     <w:multiLevelType w:val="hybridMultilevel"/>
     <w:tmpl w:val="7B4C7112"/>
@@ -4636,10 +4821,10 @@
       </w:pPr>
     </w:lvl>
   </w:abstractNum>
-  <w:abstractNum w:abstractNumId="7" w15:restartNumberingAfterBreak="0">
+  <w:abstractNum w:abstractNumId="8" w15:restartNumberingAfterBreak="0">
     <w:nsid w:val="624F3B48"/>
     <w:multiLevelType w:val="hybridMultilevel"/>
-    <w:tmpl w:val="C35ACE5C"/>
+    <w:tmpl w:val="55BEDF94"/>
     <w:lvl w:ilvl="0" w:tplc="93BAA978">
       <w:start w:val="1"/>
       <w:numFmt w:val="bullet"/>
@@ -4749,7 +4934,7 @@
       </w:rPr>
     </w:lvl>
   </w:abstractNum>
-  <w:abstractNum w:abstractNumId="8" w15:restartNumberingAfterBreak="0">
+  <w:abstractNum w:abstractNumId="9" w15:restartNumberingAfterBreak="0">
     <w:nsid w:val="642B0DB6"/>
     <w:multiLevelType w:val="multilevel"/>
     <w:tmpl w:val="5220EF86"/>
@@ -4898,7 +5083,7 @@
       </w:rPr>
     </w:lvl>
   </w:abstractNum>
-  <w:abstractNum w:abstractNumId="9" w15:restartNumberingAfterBreak="0">
+  <w:abstractNum w:abstractNumId="10" w15:restartNumberingAfterBreak="0">
     <w:nsid w:val="68363869"/>
     <w:multiLevelType w:val="hybridMultilevel"/>
     <w:tmpl w:val="550C1D8E"/>
@@ -4987,7 +5172,7 @@
       </w:pPr>
     </w:lvl>
   </w:abstractNum>
-  <w:abstractNum w:abstractNumId="10" w15:restartNumberingAfterBreak="0">
+  <w:abstractNum w:abstractNumId="11" w15:restartNumberingAfterBreak="0">
     <w:nsid w:val="6C055C26"/>
     <w:multiLevelType w:val="hybridMultilevel"/>
     <w:tmpl w:val="D206B8C8"/>
@@ -5077,37 +5262,40 @@
     </w:lvl>
   </w:abstractNum>
   <w:num w:numId="1">
-    <w:abstractNumId w:val="3"/>
+    <w:abstractNumId w:val="4"/>
   </w:num>
   <w:num w:numId="2">
-    <w:abstractNumId w:val="4"/>
+    <w:abstractNumId w:val="5"/>
   </w:num>
   <w:num w:numId="3">
-    <w:abstractNumId w:val="1"/>
+    <w:abstractNumId w:val="2"/>
   </w:num>
   <w:num w:numId="4">
+    <w:abstractNumId w:val="10"/>
+  </w:num>
+  <w:num w:numId="5">
+    <w:abstractNumId w:val="6"/>
+  </w:num>
+  <w:num w:numId="6">
     <w:abstractNumId w:val="9"/>
   </w:num>
-  <w:num w:numId="5">
-    <w:abstractNumId w:val="5"/>
-  </w:num>
-  <w:num w:numId="6">
-    <w:abstractNumId w:val="8"/>
-  </w:num>
   <w:num w:numId="7">
-    <w:abstractNumId w:val="10"/>
+    <w:abstractNumId w:val="11"/>
   </w:num>
   <w:num w:numId="8">
     <w:abstractNumId w:val="0"/>
   </w:num>
   <w:num w:numId="9">
-    <w:abstractNumId w:val="6"/>
+    <w:abstractNumId w:val="7"/>
   </w:num>
   <w:num w:numId="10">
-    <w:abstractNumId w:val="2"/>
+    <w:abstractNumId w:val="3"/>
   </w:num>
   <w:num w:numId="11">
-    <w:abstractNumId w:val="7"/>
+    <w:abstractNumId w:val="8"/>
+  </w:num>
+  <w:num w:numId="12">
+    <w:abstractNumId w:val="1"/>
   </w:num>
 </w:numbering>
 </file>
@@ -5558,6 +5746,7 @@
   <w:style w:type="character" w:default="1" w:styleId="a0">
     <w:name w:val="Default Paragraph Font"/>
     <w:uiPriority w:val="1"/>
+    <w:semiHidden/>
     <w:unhideWhenUsed/>
   </w:style>
   <w:style w:type="table" w:default="1" w:styleId="a1">
@@ -5668,6 +5857,29 @@
       <w:color w:val="44546A" w:themeColor="text2"/>
       <w:sz w:val="18"/>
       <w:szCs w:val="18"/>
+    </w:rPr>
+  </w:style>
+  <w:style w:type="character" w:styleId="a7">
+    <w:name w:val="Hyperlink"/>
+    <w:basedOn w:val="a0"/>
+    <w:uiPriority w:val="99"/>
+    <w:unhideWhenUsed/>
+    <w:rsid w:val="00236358"/>
+    <w:rPr>
+      <w:color w:val="0563C1" w:themeColor="hyperlink"/>
+      <w:u w:val="single"/>
+    </w:rPr>
+  </w:style>
+  <w:style w:type="character" w:styleId="a8">
+    <w:name w:val="Unresolved Mention"/>
+    <w:basedOn w:val="a0"/>
+    <w:uiPriority w:val="99"/>
+    <w:semiHidden/>
+    <w:unhideWhenUsed/>
+    <w:rsid w:val="00236358"/>
+    <w:rPr>
+      <w:color w:val="605E5C"/>
+      <w:shd w:val="clear" w:color="auto" w:fill="E1DFDD"/>
     </w:rPr>
   </w:style>
 </w:styles>
